--- a/klagomål/A 60732-2025 FSC-klagomål.docx
+++ b/klagomål/A 60732-2025 FSC-klagomål.docx
@@ -1194,7 +1194,7 @@
     <w:r>
       <w:tab/>
       <w:tab/>
-      <w:t>2026-07-13</w:t>
+      <w:t>2026-07-14</w:t>
       <w:br/>
       <w:br/>
     </w:r>

--- a/klagomål/A 60732-2025 FSC-klagomål.docx
+++ b/klagomål/A 60732-2025 FSC-klagomål.docx
@@ -1194,7 +1194,7 @@
     <w:r>
       <w:tab/>
       <w:tab/>
-      <w:t>2026-07-14</w:t>
+      <w:t>2026-07-15</w:t>
       <w:br/>
       <w:br/>
     </w:r>

--- a/klagomål/A 60732-2025 FSC-klagomål.docx
+++ b/klagomål/A 60732-2025 FSC-klagomål.docx
@@ -1194,7 +1194,7 @@
     <w:r>
       <w:tab/>
       <w:tab/>
-      <w:t>2026-07-15</w:t>
+      <w:t>2026-07-16</w:t>
       <w:br/>
       <w:br/>
     </w:r>

--- a/klagomål/A 60732-2025 FSC-klagomål.docx
+++ b/klagomål/A 60732-2025 FSC-klagomål.docx
@@ -1194,7 +1194,7 @@
     <w:r>
       <w:tab/>
       <w:tab/>
-      <w:t>2026-07-16</w:t>
+      <w:t>2026-07-17</w:t>
       <w:br/>
       <w:br/>
     </w:r>

--- a/klagomål/A 60732-2025 FSC-klagomål.docx
+++ b/klagomål/A 60732-2025 FSC-klagomål.docx
@@ -1194,7 +1194,7 @@
     <w:r>
       <w:tab/>
       <w:tab/>
-      <w:t>2026-07-17</w:t>
+      <w:t>2026-07-18</w:t>
       <w:br/>
       <w:br/>
     </w:r>

--- a/klagomål/A 60732-2025 FSC-klagomål.docx
+++ b/klagomål/A 60732-2025 FSC-klagomål.docx
@@ -1194,7 +1194,7 @@
     <w:r>
       <w:tab/>
       <w:tab/>
-      <w:t>2026-07-18</w:t>
+      <w:t>2026-07-19</w:t>
       <w:br/>
       <w:br/>
     </w:r>

--- a/klagomål/A 60732-2025 FSC-klagomål.docx
+++ b/klagomål/A 60732-2025 FSC-klagomål.docx
@@ -1194,7 +1194,7 @@
     <w:r>
       <w:tab/>
       <w:tab/>
-      <w:t>2026-07-19</w:t>
+      <w:t>2026-07-20</w:t>
       <w:br/>
       <w:br/>
     </w:r>

--- a/klagomål/A 60732-2025 FSC-klagomål.docx
+++ b/klagomål/A 60732-2025 FSC-klagomål.docx
@@ -1194,7 +1194,7 @@
     <w:r>
       <w:tab/>
       <w:tab/>
-      <w:t>2026-07-20</w:t>
+      <w:t>2026-07-21</w:t>
       <w:br/>
       <w:br/>
     </w:r>

--- a/klagomål/A 60732-2025 FSC-klagomål.docx
+++ b/klagomål/A 60732-2025 FSC-klagomål.docx
@@ -1194,7 +1194,7 @@
     <w:r>
       <w:tab/>
       <w:tab/>
-      <w:t>2026-07-21</w:t>
+      <w:t>2026-07-22</w:t>
       <w:br/>
       <w:br/>
     </w:r>

--- a/klagomål/A 60732-2025 FSC-klagomål.docx
+++ b/klagomål/A 60732-2025 FSC-klagomål.docx
@@ -1194,7 +1194,7 @@
     <w:r>
       <w:tab/>
       <w:tab/>
-      <w:t>2026-07-22</w:t>
+      <w:t>2026-07-23</w:t>
       <w:br/>
       <w:br/>
     </w:r>

--- a/klagomål/A 60732-2025 FSC-klagomål.docx
+++ b/klagomål/A 60732-2025 FSC-klagomål.docx
@@ -221,7 +221,7 @@
     </w:p>
     <w:p>
       <w:r>
-        <w:t>I avverkningsanmälan finns fynd av 5 naturvårdsarter, varav 3 är rödlistade, 2 är fridlysta, 5 är typiska (T) och 1 är signalart (S): garnlav (VU, T), knärot (VU, T, §8), rynkskinn (NT, T), vedticka (S, T) och spillkråka (T, §4). Se Figur 1.</w:t>
+        <w:t>I avverkningsanmälan finns fynd av 4 naturvårdsarter, varav 2 är rödlistade, 2 är fridlysta, 4 är typiska (T) och 1 är signalart (S): garnlav (VU, T), knärot (VU, T, §8), vedticka (S, T) och spillkråka (T, §4). Se Figur 1.</w:t>
       </w:r>
     </w:p>
     <w:p>
@@ -381,35 +381,6 @@
         <w:rPr>
           <w:b/>
         </w:rPr>
-        <w:t>Rynkskinn (NT)</w:t>
-      </w:r>
-      <w:r>
-        <w:t xml:space="preserve"> är en vednedbrytare som växer på grova granlågor och ingår i en karaktäristisk association av vedsvampar knutna till urskogsartade barrskogar. Den har klassificerats som en “urskogsindikator” och är placerad i toppen av Skogsstyrelsens värdepyramid för bedömning av skog med höga naturvärden. Allt tyder på att rynkskinn är mycket känslig för skogliga ingrepp och lokalerna, som oftast har höga biologiska kvaliteter, bör lämnas till fri utveckling. Rynkskinn är typisk art för </w:t>
-      </w:r>
-      <w:r>
-        <w:rPr>
-          <w:i/>
-        </w:rPr>
-        <w:t xml:space="preserve">9010 Taiga, 9050 Näringsrik granskog </w:t>
-      </w:r>
-      <w:r>
-        <w:t>och</w:t>
-      </w:r>
-      <w:r>
-        <w:rPr>
-          <w:i/>
-        </w:rPr>
-        <w:t xml:space="preserve"> 9030 Landhöjningsskog</w:t>
-      </w:r>
-      <w:r>
-        <w:t xml:space="preserve"> (Nitare &amp; Skogsstyrelsen, 2019; SLU Artdatabanken, 2026).</w:t>
-      </w:r>
-    </w:p>
-    <w:p>
-      <w:r>
-        <w:rPr>
-          <w:b/>
-        </w:rPr>
         <w:t xml:space="preserve">Vedticka </w:t>
       </w:r>
       <w:r>
@@ -560,7 +531,7 @@
         <w:rPr>
           <w:i/>
         </w:rPr>
-        <w:t>I det avverkningsanmälda skogsområdet har 5 naturvårdsarter varav 3 rödlistade arter sina livsmiljöer och växtplatser.</w:t>
+        <w:t>I det avverkningsanmälda skogsområdet har 4 naturvårdsarter varav 2 rödlistade arter sina livsmiljöer och växtplatser.</w:t>
       </w:r>
     </w:p>
     <w:p>
@@ -1194,7 +1165,7 @@
     <w:r>
       <w:tab/>
       <w:tab/>
-      <w:t>2026-07-23</w:t>
+      <w:t>2026-07-24</w:t>
       <w:br/>
       <w:br/>
     </w:r>

--- a/klagomål/A 60732-2025 FSC-klagomål.docx
+++ b/klagomål/A 60732-2025 FSC-klagomål.docx
@@ -1165,7 +1165,7 @@
     <w:r>
       <w:tab/>
       <w:tab/>
-      <w:t>2026-07-24</w:t>
+      <w:t>2026-07-25</w:t>
       <w:br/>
       <w:br/>
     </w:r>

--- a/klagomål/A 60732-2025 FSC-klagomål.docx
+++ b/klagomål/A 60732-2025 FSC-klagomål.docx
@@ -1165,7 +1165,7 @@
     <w:r>
       <w:tab/>
       <w:tab/>
-      <w:t>2026-07-25</w:t>
+      <w:t>2026-07-26</w:t>
       <w:br/>
       <w:br/>
     </w:r>

--- a/klagomål/A 60732-2025 FSC-klagomål.docx
+++ b/klagomål/A 60732-2025 FSC-klagomål.docx
@@ -1165,7 +1165,7 @@
     <w:r>
       <w:tab/>
       <w:tab/>
-      <w:t>2026-07-26</w:t>
+      <w:t>2026-07-27</w:t>
       <w:br/>
       <w:br/>
     </w:r>

--- a/klagomål/A 60732-2025 FSC-klagomål.docx
+++ b/klagomål/A 60732-2025 FSC-klagomål.docx
@@ -1165,7 +1165,7 @@
     <w:r>
       <w:tab/>
       <w:tab/>
-      <w:t>2026-07-27</w:t>
+      <w:t>2026-07-28</w:t>
       <w:br/>
       <w:br/>
     </w:r>

--- a/klagomål/A 60732-2025 FSC-klagomål.docx
+++ b/klagomål/A 60732-2025 FSC-klagomål.docx
@@ -1165,7 +1165,7 @@
     <w:r>
       <w:tab/>
       <w:tab/>
-      <w:t>2026-07-28</w:t>
+      <w:t>2026-07-29</w:t>
       <w:br/>
       <w:br/>
     </w:r>

--- a/klagomål/A 60732-2025 FSC-klagomål.docx
+++ b/klagomål/A 60732-2025 FSC-klagomål.docx
@@ -1165,7 +1165,7 @@
     <w:r>
       <w:tab/>
       <w:tab/>
-      <w:t>2026-07-29</w:t>
+      <w:t>2026-07-30</w:t>
       <w:br/>
       <w:br/>
     </w:r>

--- a/klagomål/A 60732-2025 FSC-klagomål.docx
+++ b/klagomål/A 60732-2025 FSC-klagomål.docx
@@ -1165,7 +1165,7 @@
     <w:r>
       <w:tab/>
       <w:tab/>
-      <w:t>2026-07-30</w:t>
+      <w:t>2026-07-31</w:t>
       <w:br/>
       <w:br/>
     </w:r>

--- a/klagomål/A 60732-2025 FSC-klagomål.docx
+++ b/klagomål/A 60732-2025 FSC-klagomål.docx
@@ -1165,7 +1165,7 @@
     <w:r>
       <w:tab/>
       <w:tab/>
-      <w:t>2026-07-31</w:t>
+      <w:t>2026-08-01</w:t>
       <w:br/>
       <w:br/>
     </w:r>

--- a/klagomål/A 60732-2025 FSC-klagomål.docx
+++ b/klagomål/A 60732-2025 FSC-klagomål.docx
@@ -1165,7 +1165,7 @@
     <w:r>
       <w:tab/>
       <w:tab/>
-      <w:t>2026-08-01</w:t>
+      <w:t>2026-08-02</w:t>
       <w:br/>
       <w:br/>
     </w:r>

--- a/klagomål/A 60732-2025 FSC-klagomål.docx
+++ b/klagomål/A 60732-2025 FSC-klagomål.docx
@@ -1165,7 +1165,7 @@
     <w:r>
       <w:tab/>
       <w:tab/>
-      <w:t>2026-08-02</w:t>
+      <w:t>2026-08-03</w:t>
       <w:br/>
       <w:br/>
     </w:r>

--- a/klagomål/A 60732-2025 FSC-klagomål.docx
+++ b/klagomål/A 60732-2025 FSC-klagomål.docx
@@ -1165,7 +1165,7 @@
     <w:r>
       <w:tab/>
       <w:tab/>
-      <w:t>2026-08-03</w:t>
+      <w:t>2026-08-05</w:t>
       <w:br/>
       <w:br/>
     </w:r>

--- a/klagomål/A 60732-2025 FSC-klagomål.docx
+++ b/klagomål/A 60732-2025 FSC-klagomål.docx
@@ -1165,7 +1165,7 @@
     <w:r>
       <w:tab/>
       <w:tab/>
-      <w:t>2026-08-05</w:t>
+      <w:t>2026-08-07</w:t>
       <w:br/>
       <w:br/>
     </w:r>

--- a/klagomål/A 60732-2025 FSC-klagomål.docx
+++ b/klagomål/A 60732-2025 FSC-klagomål.docx
@@ -1165,7 +1165,7 @@
     <w:r>
       <w:tab/>
       <w:tab/>
-      <w:t>2026-08-07</w:t>
+      <w:t>2026-08-08</w:t>
       <w:br/>
       <w:br/>
     </w:r>

--- a/klagomål/A 60732-2025 FSC-klagomål.docx
+++ b/klagomål/A 60732-2025 FSC-klagomål.docx
@@ -216,7 +216,7 @@
         <w:spacing w:after="240"/>
       </w:pPr>
       <w:r>
-        <w:t>Figur 1. Fyndplatser för naturvårdsarter i avverkningsanmälan. Markörer utan svart kant är placerade på fyndplatsen. Markörer med svart kant är placerade vid sidan av fyndplatsen har ett svart streck som visar fyndplatsens exakta position. Kartans mittpunktskoordinat är N 7294861, E 834948 i SWEREF 99 TM.</w:t>
+        <w:t>Figur 1. Fyndplatser för naturvårdsarter i avverkningsanmälan. Markörer utan svart kant är placerade på fyndplatsen. Markörer med svart kant är placerade vid sidan av fyndplatsen och har ett svart streck som visar fyndplatsens exakta position. Kartans mittpunktskoordinat är N 7294861, E 834948 i SWEREF 99 TM.</w:t>
       </w:r>
     </w:p>
     <w:p>
@@ -1165,7 +1165,7 @@
     <w:r>
       <w:tab/>
       <w:tab/>
-      <w:t>2026-08-14</w:t>
+      <w:t>2026-08-15</w:t>
       <w:br/>
       <w:br/>
     </w:r>

--- a/klagomål/A 60732-2025 FSC-klagomål.docx
+++ b/klagomål/A 60732-2025 FSC-klagomål.docx
@@ -1165,7 +1165,7 @@
     <w:r>
       <w:tab/>
       <w:tab/>
-      <w:t>2026-08-15</w:t>
+      <w:t>2026-08-16</w:t>
       <w:br/>
       <w:br/>
     </w:r>

--- a/klagomål/A 60732-2025 FSC-klagomål.docx
+++ b/klagomål/A 60732-2025 FSC-klagomål.docx
@@ -1165,7 +1165,7 @@
     <w:r>
       <w:tab/>
       <w:tab/>
-      <w:t>2026-08-16</w:t>
+      <w:t>2026-08-17</w:t>
       <w:br/>
       <w:br/>
     </w:r>

--- a/klagomål/A 60732-2025 FSC-klagomål.docx
+++ b/klagomål/A 60732-2025 FSC-klagomål.docx
@@ -1165,7 +1165,7 @@
     <w:r>
       <w:tab/>
       <w:tab/>
-      <w:t>2026-08-17</w:t>
+      <w:t>2026-08-18</w:t>
       <w:br/>
       <w:br/>
     </w:r>

--- a/klagomål/A 60732-2025 FSC-klagomål.docx
+++ b/klagomål/A 60732-2025 FSC-klagomål.docx
@@ -1165,7 +1165,7 @@
     <w:r>
       <w:tab/>
       <w:tab/>
-      <w:t>2026-08-18</w:t>
+      <w:t>2026-08-19</w:t>
       <w:br/>
       <w:br/>
     </w:r>

--- a/klagomål/A 60732-2025 FSC-klagomål.docx
+++ b/klagomål/A 60732-2025 FSC-klagomål.docx
@@ -1165,7 +1165,7 @@
     <w:r>
       <w:tab/>
       <w:tab/>
-      <w:t>2026-08-19</w:t>
+      <w:t>2026-08-20</w:t>
       <w:br/>
       <w:br/>
     </w:r>

--- a/klagomål/A 60732-2025 FSC-klagomål.docx
+++ b/klagomål/A 60732-2025 FSC-klagomål.docx
@@ -1165,7 +1165,7 @@
     <w:r>
       <w:tab/>
       <w:tab/>
-      <w:t>2026-08-20</w:t>
+      <w:t>2026-08-21</w:t>
       <w:br/>
       <w:br/>
     </w:r>

--- a/klagomål/A 60732-2025 FSC-klagomål.docx
+++ b/klagomål/A 60732-2025 FSC-klagomål.docx
@@ -1165,7 +1165,7 @@
     <w:r>
       <w:tab/>
       <w:tab/>
-      <w:t>2026-08-21</w:t>
+      <w:t>2026-08-22</w:t>
       <w:br/>
       <w:br/>
     </w:r>

--- a/klagomål/A 60732-2025 FSC-klagomål.docx
+++ b/klagomål/A 60732-2025 FSC-klagomål.docx
@@ -1165,7 +1165,7 @@
     <w:r>
       <w:tab/>
       <w:tab/>
-      <w:t>2026-08-22</w:t>
+      <w:t>2026-08-23</w:t>
       <w:br/>
       <w:br/>
     </w:r>

--- a/klagomål/A 60732-2025 FSC-klagomål.docx
+++ b/klagomål/A 60732-2025 FSC-klagomål.docx
@@ -1165,7 +1165,7 @@
     <w:r>
       <w:tab/>
       <w:tab/>
-      <w:t>2026-08-23</w:t>
+      <w:t>2026-08-24</w:t>
       <w:br/>
       <w:br/>
     </w:r>

--- a/klagomål/A 60732-2025 FSC-klagomål.docx
+++ b/klagomål/A 60732-2025 FSC-klagomål.docx
@@ -1165,7 +1165,7 @@
     <w:r>
       <w:tab/>
       <w:tab/>
-      <w:t>2026-08-24</w:t>
+      <w:t>2026-08-25</w:t>
       <w:br/>
       <w:br/>
     </w:r>

--- a/klagomål/A 60732-2025 FSC-klagomål.docx
+++ b/klagomål/A 60732-2025 FSC-klagomål.docx
@@ -1165,7 +1165,7 @@
     <w:r>
       <w:tab/>
       <w:tab/>
-      <w:t>2026-08-25</w:t>
+      <w:t>2026-08-26</w:t>
       <w:br/>
       <w:br/>
     </w:r>

--- a/klagomål/A 60732-2025 FSC-klagomål.docx
+++ b/klagomål/A 60732-2025 FSC-klagomål.docx
@@ -1165,7 +1165,7 @@
     <w:r>
       <w:tab/>
       <w:tab/>
-      <w:t>2026-08-26</w:t>
+      <w:t>2026-08-27</w:t>
       <w:br/>
       <w:br/>
     </w:r>

--- a/klagomål/A 60732-2025 FSC-klagomål.docx
+++ b/klagomål/A 60732-2025 FSC-klagomål.docx
@@ -1165,7 +1165,7 @@
     <w:r>
       <w:tab/>
       <w:tab/>
-      <w:t>2026-08-27</w:t>
+      <w:t>2026-08-28</w:t>
       <w:br/>
       <w:br/>
     </w:r>

--- a/klagomål/A 60732-2025 FSC-klagomål.docx
+++ b/klagomål/A 60732-2025 FSC-klagomål.docx
@@ -1165,7 +1165,7 @@
     <w:r>
       <w:tab/>
       <w:tab/>
-      <w:t>2026-08-28</w:t>
+      <w:t>2026-08-29</w:t>
       <w:br/>
       <w:br/>
     </w:r>

--- a/klagomål/A 60732-2025 FSC-klagomål.docx
+++ b/klagomål/A 60732-2025 FSC-klagomål.docx
@@ -1165,7 +1165,7 @@
     <w:r>
       <w:tab/>
       <w:tab/>
-      <w:t>2026-08-29</w:t>
+      <w:t>2026-08-31</w:t>
       <w:br/>
       <w:br/>
     </w:r>

--- a/klagomål/A 60732-2025 FSC-klagomål.docx
+++ b/klagomål/A 60732-2025 FSC-klagomål.docx
@@ -1165,7 +1165,7 @@
     <w:r>
       <w:tab/>
       <w:tab/>
-      <w:t>2026-08-31</w:t>
+      <w:t>2026-09-01</w:t>
       <w:br/>
       <w:br/>
     </w:r>

--- a/klagomål/A 60732-2025 FSC-klagomål.docx
+++ b/klagomål/A 60732-2025 FSC-klagomål.docx
@@ -1165,7 +1165,7 @@
     <w:r>
       <w:tab/>
       <w:tab/>
-      <w:t>2026-09-01</w:t>
+      <w:t>2026-09-02</w:t>
       <w:br/>
       <w:br/>
     </w:r>

--- a/klagomål/A 60732-2025 FSC-klagomål.docx
+++ b/klagomål/A 60732-2025 FSC-klagomål.docx
@@ -1165,7 +1165,7 @@
     <w:r>
       <w:tab/>
       <w:tab/>
-      <w:t>2026-09-02</w:t>
+      <w:t>2026-09-03</w:t>
       <w:br/>
       <w:br/>
     </w:r>

--- a/klagomål/A 60732-2025 FSC-klagomål.docx
+++ b/klagomål/A 60732-2025 FSC-klagomål.docx
@@ -1165,7 +1165,7 @@
     <w:r>
       <w:tab/>
       <w:tab/>
-      <w:t>2026-09-03</w:t>
+      <w:t>2026-09-04</w:t>
       <w:br/>
       <w:br/>
     </w:r>

--- a/klagomål/A 60732-2025 FSC-klagomål.docx
+++ b/klagomål/A 60732-2025 FSC-klagomål.docx
@@ -1165,7 +1165,7 @@
     <w:r>
       <w:tab/>
       <w:tab/>
-      <w:t>2026-09-04</w:t>
+      <w:t>2026-09-05</w:t>
       <w:br/>
       <w:br/>
     </w:r>
